--- a/templates/07-business-cases-template.docx
+++ b/templates/07-business-cases-template.docx
@@ -21,7 +21,7 @@
         <w:pBdr>
           <w:bottom w:val="single" w:sz="6" w:color="D9D8D0"/>
         </w:pBdr>
-        <w:spacing w:before="0" w:after="200" w:line="252" w:lineRule="auto"/>
+        <w:spacing w:before="0" w:after="240" w:line="252" w:lineRule="auto"/>
       </w:pPr>
       <w:r>
         <w:rPr>
@@ -29,110 +29,7 @@
           <w:color w:val="6B6A66"/>
           <w:sz w:val="20"/>
         </w:rPr>
-        <w:t xml:space="preserve">Valuation and decision</w:t>
-      </w:r>
-    </w:p>
-    <w:p>
-      <w:pPr>
-        <w:spacing w:before="0" w:after="40" w:line="252" w:lineRule="auto"/>
-      </w:pPr>
-      <w:r>
-        <w:rPr>
-          <w:rFonts w:ascii="Aptos" w:hAnsi="Aptos"/>
-          <w:b/>
-          <w:caps/>
-          <w:color w:val="6B6A66"/>
-          <w:sz w:val="16"/>
-          <w:spacing w:val="20"/>
-        </w:rPr>
-        <w:t xml:space="preserve">What it is for</w:t>
-      </w:r>
-    </w:p>
-    <w:p>
-      <w:pPr>
-        <w:spacing w:before="0" w:after="160" w:line="252" w:lineRule="auto"/>
-      </w:pPr>
-      <w:r>
-        <w:rPr>
-          <w:rFonts w:ascii="Aptos" w:hAnsi="Aptos"/>
-          <w:color w:val="0B0B0B"/>
-          <w:sz w:val="20"/>
-        </w:rPr>
-        <w:t xml:space="preserve">Assembles the justification for a change: the need, the options considered, the recommended option and what it is expected to be worth.</w:t>
-      </w:r>
-    </w:p>
-    <w:p>
-      <w:pPr>
-        <w:spacing w:before="0" w:after="40" w:line="252" w:lineRule="auto"/>
-      </w:pPr>
-      <w:r>
-        <w:rPr>
-          <w:rFonts w:ascii="Aptos" w:hAnsi="Aptos"/>
-          <w:b/>
-          <w:caps/>
-          <w:color w:val="6B6A66"/>
-          <w:sz w:val="16"/>
-          <w:spacing w:val="20"/>
-        </w:rPr>
-        <w:t xml:space="preserve">Reach for it when</w:t>
-      </w:r>
-    </w:p>
-    <w:p>
-      <w:pPr>
-        <w:spacing w:before="0" w:after="160" w:line="252" w:lineRule="auto"/>
-      </w:pPr>
-      <w:r>
-        <w:rPr>
-          <w:rFonts w:ascii="Aptos" w:hAnsi="Aptos"/>
-          <w:color w:val="0B0B0B"/>
-          <w:sz w:val="20"/>
-        </w:rPr>
-        <w:t xml:space="preserve">Reach for it when a decision-maker has to approve funding and needs the need, the options and the value in one place.</w:t>
-      </w:r>
-    </w:p>
-    <w:p>
-      <w:pPr>
-        <w:spacing w:before="0" w:after="40" w:line="252" w:lineRule="auto"/>
-      </w:pPr>
-      <w:r>
-        <w:rPr>
-          <w:rFonts w:ascii="Aptos" w:hAnsi="Aptos"/>
-          <w:b/>
-          <w:caps/>
-          <w:color w:val="6B6A66"/>
-          <w:sz w:val="16"/>
-          <w:spacing w:val="20"/>
-        </w:rPr>
-        <w:t xml:space="preserve">Most often confused with</w:t>
-      </w:r>
-    </w:p>
-    <w:p>
-      <w:pPr>
-        <w:shd w:val="clear" w:fill="F7F7F5"/>
-        <w:spacing w:before="0" w:after="200" w:line="252" w:lineRule="auto"/>
-      </w:pPr>
-      <w:r>
-        <w:rPr>
-          <w:rFonts w:ascii="Aptos" w:hAnsi="Aptos"/>
-          <w:color w:val="0B0B0B"/>
-          <w:sz w:val="20"/>
-        </w:rPr>
-        <w:t xml:space="preserve">The business case is the container; financial analysis is one of its contents. An item that turns on how the return was calculated is financial analysis, while one that turns on whether the recommendation was justified at all is the business case.</w:t>
-      </w:r>
-    </w:p>
-    <w:p>
-      <w:pPr>
-        <w:spacing w:before="160" w:after="40" w:line="252" w:lineRule="auto"/>
-      </w:pPr>
-      <w:r>
-        <w:rPr>
-          <w:rFonts w:ascii="Aptos" w:hAnsi="Aptos"/>
-          <w:b/>
-          <w:color w:val="184F95"/>
-          <w:sz w:val="18"/>
-          <w:spacing w:val="20"/>
-        </w:rPr>
-        <w:t xml:space="preserve">BLANK TEMPLATE — FILL THIS ONE IN</w:t>
+        <w:t xml:space="preserve">Blank template</w:t>
       </w:r>
     </w:p>
     <w:p>
@@ -144,7 +41,7 @@
           <w:rFonts w:ascii="Aptos" w:hAnsi="Aptos"/>
           <w:b/>
           <w:color w:val="0B0B0B"/>
-          <w:sz w:val="24"/>
+          <w:sz w:val="25"/>
         </w:rPr>
         <w:t xml:space="preserve">Business Cases — blank template</w:t>
       </w:r>
@@ -509,7 +406,7 @@
     </w:p>
     <w:p>
       <w:pPr>
-        <w:spacing w:before="0" w:after="160" w:line="252" w:lineRule="auto"/>
+        <w:spacing w:before="40" w:after="80" w:line="252" w:lineRule="auto"/>
       </w:pPr>
       <w:r>
         <w:rPr>
@@ -519,19 +416,6 @@
           <w:sz w:val="18"/>
         </w:rPr>
         <w:t xml:space="preserve">Panels are fixed. An empty panel is a finding, not an omission.</w:t>
-      </w:r>
-    </w:p>
-    <w:p>
-      <w:pPr>
-        <w:spacing w:before="120" w:after="80" w:line="252" w:lineRule="auto"/>
-      </w:pPr>
-      <w:r>
-        <w:rPr>
-          <w:rFonts w:ascii="Aptos" w:hAnsi="Aptos"/>
-          <w:color w:val="6B6A66"/>
-          <w:sz w:val="18"/>
-        </w:rPr>
-        <w:t xml:space="preserve">Tasks that use it: 6.4 Define Change Strategy  ·  6.2 Define Future State  ·  7.6 Analyze Potential Value and Recommend Solution</w:t>
       </w:r>
     </w:p>
     <w:p>
